--- a/D9/LM01-Docker-Compose.docx
+++ b/D9/LM01-Docker-Compose.docx
@@ -773,7 +773,71 @@
           <w:bdr w:val="single" w:sz="2" w:space="0" w:color="E2E8F0"/>
           <w:shd w:fill="EDF2F7" w:val="clear"/>
         </w:rPr>
-        <w:t>sudo curl -SL \ https://github.com/docker/compose/releases/latest/download/docker-compose-linux-x86_64 \ -o /usr/local/lib/docker/cli-plugins/docker-compose</w:t>
+        <w:t>sudo curl -SL \</w:t>
+      </w:r>
+    </w:p>
+    <w:p>
+      <w:pPr>
+        <w:pStyle w:val="NormalWeb"/>
+        <w:pBdr>
+          <w:top w:val="single" w:sz="2" w:space="0" w:color="E2E8F0"/>
+          <w:left w:val="single" w:sz="2" w:space="21" w:color="E2E8F0"/>
+          <w:bottom w:val="single" w:sz="2" w:space="0" w:color="E2E8F0"/>
+          <w:right w:val="single" w:sz="2" w:space="0" w:color="E2E8F0"/>
+        </w:pBdr>
+        <w:spacing w:before="100" w:after="100"/>
+        <w:ind w:left="720" w:hanging="0"/>
+        <w:rPr>
+          <w:rStyle w:val="Line"/>
+          <w:rFonts w:ascii="Arial" w:hAnsi="Arial" w:cs="Arial"/>
+          <w:color w:val="33444C"/>
+          <w:sz w:val="28"/>
+          <w:szCs w:val="28"/>
+        </w:rPr>
+      </w:pPr>
+      <w:r>
+        <w:rPr>
+          <w:rStyle w:val="Line"/>
+          <w:rFonts w:eastAsia="Times New Roman" w:cs="Courier New" w:ascii="Courier New" w:hAnsi="Courier New"/>
+          <w:color w:val="2D3748"/>
+          <w:sz w:val="20"/>
+          <w:szCs w:val="20"/>
+          <w:bdr w:val="single" w:sz="2" w:space="0" w:color="E2E8F0"/>
+          <w:shd w:fill="EDF2F7" w:val="clear"/>
+        </w:rPr>
+        <w:t>https://github.com/docker/compose/releases/latest/download/docker-compose-linux-x86_64 \</w:t>
+      </w:r>
+    </w:p>
+    <w:p>
+      <w:pPr>
+        <w:pStyle w:val="NormalWeb"/>
+        <w:pBdr>
+          <w:top w:val="single" w:sz="2" w:space="0" w:color="E2E8F0"/>
+          <w:left w:val="single" w:sz="2" w:space="21" w:color="E2E8F0"/>
+          <w:bottom w:val="single" w:sz="2" w:space="0" w:color="E2E8F0"/>
+          <w:right w:val="single" w:sz="2" w:space="0" w:color="E2E8F0"/>
+        </w:pBdr>
+        <w:spacing w:before="100" w:after="100"/>
+        <w:ind w:left="720" w:hanging="0"/>
+        <w:rPr>
+          <w:rStyle w:val="Line"/>
+          <w:rFonts w:ascii="Arial" w:hAnsi="Arial" w:cs="Arial"/>
+          <w:color w:val="33444C"/>
+          <w:sz w:val="28"/>
+          <w:szCs w:val="28"/>
+        </w:rPr>
+      </w:pPr>
+      <w:r>
+        <w:rPr>
+          <w:rStyle w:val="Line"/>
+          <w:rFonts w:eastAsia="Times New Roman" w:cs="Courier New" w:ascii="Courier New" w:hAnsi="Courier New"/>
+          <w:color w:val="2D3748"/>
+          <w:sz w:val="20"/>
+          <w:szCs w:val="20"/>
+          <w:bdr w:val="single" w:sz="2" w:space="0" w:color="E2E8F0"/>
+          <w:shd w:fill="EDF2F7" w:val="clear"/>
+        </w:rPr>
+        <w:t>-o /usr/local/bin/docker-compose</w:t>
       </w:r>
     </w:p>
     <w:p>
@@ -831,7 +895,7 @@
           <w:bdr w:val="single" w:sz="2" w:space="0" w:color="E2E8F0"/>
           <w:shd w:fill="EDF2F7" w:val="clear"/>
         </w:rPr>
-        <w:t>sudo chmod +x /usr/local/lib/docker/cli-plugins/docker-compose</w:t>
+        <w:t>sudo chmod +x /usr/local/bin/docker-compose</w:t>
       </w:r>
     </w:p>
     <w:p>
@@ -916,7 +980,7 @@
           <w:bdr w:val="single" w:sz="2" w:space="0" w:color="E2E8F0"/>
           <w:shd w:fill="EDF2F7" w:val="clear"/>
         </w:rPr>
-        <w:t>docker compose --version</w:t>
+        <w:t>docker compose version</w:t>
       </w:r>
     </w:p>
     <w:p>
@@ -971,7 +1035,25 @@
           <w:bdr w:val="single" w:sz="2" w:space="0" w:color="E2E8F0"/>
           <w:shd w:fill="EDF2F7" w:val="clear"/>
         </w:rPr>
-        <w:t>docker compose version 1.23.1, build b02f1306</w:t>
+        <w:t xml:space="preserve">docker compose version </w:t>
+      </w:r>
+      <w:r>
+        <w:rPr>
+          <w:rStyle w:val="HTMLCode"/>
+          <w:color w:val="2D3748"/>
+          <w:bdr w:val="single" w:sz="2" w:space="0" w:color="E2E8F0"/>
+          <w:shd w:fill="EDF2F7" w:val="clear"/>
+        </w:rPr>
+        <w:t>5</w:t>
+      </w:r>
+      <w:r>
+        <w:rPr>
+          <w:rStyle w:val="HTMLCode"/>
+          <w:color w:val="2D3748"/>
+          <w:bdr w:val="single" w:sz="2" w:space="0" w:color="E2E8F0"/>
+          <w:shd w:fill="EDF2F7" w:val="clear"/>
+        </w:rPr>
+        <w:t>.3.1</w:t>
       </w:r>
     </w:p>
     <w:p>
@@ -2469,23 +2551,7 @@
           <w:rFonts w:cs="Consolas" w:ascii="Consolas" w:hAnsi="Consolas"/>
           <w:color w:val="333333"/>
         </w:rPr>
-        <w:t>FROM python:3.</w:t>
-      </w:r>
-      <w:r>
-        <w:rPr>
-          <w:rStyle w:val="HTMLCode"/>
-          <w:rFonts w:cs="Consolas" w:ascii="Consolas" w:hAnsi="Consolas"/>
-          <w:color w:val="333333"/>
-        </w:rPr>
-        <w:t>9</w:t>
-      </w:r>
-      <w:r>
-        <w:rPr>
-          <w:rStyle w:val="HTMLCode"/>
-          <w:rFonts w:cs="Consolas" w:ascii="Consolas" w:hAnsi="Consolas"/>
-          <w:color w:val="333333"/>
-        </w:rPr>
-        <w:t>-alpine</w:t>
+        <w:t>FROM python:3.9-alpine</w:t>
       </w:r>
     </w:p>
     <w:p>
@@ -2666,23 +2732,7 @@
           <w:rFonts w:cs="Consolas" w:ascii="Consolas" w:hAnsi="Consolas"/>
           <w:color w:val="333333"/>
         </w:rPr>
-        <w:t>version: '3.</w:t>
-      </w:r>
-      <w:r>
-        <w:rPr>
-          <w:rStyle w:val="HTMLCode"/>
-          <w:rFonts w:cs="Consolas" w:ascii="Consolas" w:hAnsi="Consolas"/>
-          <w:color w:val="333333"/>
-        </w:rPr>
-        <w:t>9</w:t>
-      </w:r>
-      <w:r>
-        <w:rPr>
-          <w:rStyle w:val="HTMLCode"/>
-          <w:rFonts w:cs="Consolas" w:ascii="Consolas" w:hAnsi="Consolas"/>
-          <w:color w:val="333333"/>
-        </w:rPr>
-        <w:t>'</w:t>
+        <w:t>version: '3.9'</w:t>
       </w:r>
     </w:p>
     <w:p>
